--- a/backend/export/outputs/word/api_test.docx
+++ b/backend/export/outputs/word/api_test.docx
@@ -32,7 +32,7 @@
           <w:i/>
           <w:sz w:val="20"/>
         </w:rPr>
-        <w:t>Generated: 2026-07-15 13:24:05 UTC</w:t>
+        <w:t>Generated: 2026-07-22 05:30:47 UTC</w:t>
       </w:r>
     </w:p>
     <w:p>
